--- a/docs/2 этап 3.docx
+++ b/docs/2 этап 3.docx
@@ -1634,6 +1634,36 @@
           <w:sz w:val="28"/>
           <w:szCs w:val="28"/>
         </w:rPr>
+        <w:t>Стейкхолдер StH-03 «Методический отдел» является заинтересованной стороной, а не прямым пользователем системы. Он не взаимодействует с системой напрямую и поэтому не имеет собственного сценария использования. Его потребности реализуются через действия авторов документов и преподавателей</w:t>
+      </w:r>
+      <w:r>
+        <w:rPr>
+          <w:rFonts w:ascii="Times New Roman" w:hAnsi="Times New Roman" w:cs="Times New Roman"/>
+          <w:sz w:val="28"/>
+          <w:szCs w:val="28"/>
+        </w:rPr>
+        <w:t>, которые являются пользователями системы.</w:t>
+      </w:r>
+      <w:bookmarkStart w:id="0" w:name="_GoBack"/>
+      <w:bookmarkEnd w:id="0"/>
+    </w:p>
+    <w:p>
+      <w:pPr>
+        <w:spacing w:after="0" w:line="360" w:lineRule="auto"/>
+        <w:ind w:firstLine="709"/>
+        <w:jc w:val="both"/>
+        <w:rPr>
+          <w:rFonts w:ascii="Times New Roman" w:hAnsi="Times New Roman" w:cs="Times New Roman"/>
+          <w:sz w:val="28"/>
+          <w:szCs w:val="28"/>
+        </w:rPr>
+      </w:pPr>
+      <w:r>
+        <w:rPr>
+          <w:rFonts w:ascii="Times New Roman" w:hAnsi="Times New Roman" w:cs="Times New Roman"/>
+          <w:sz w:val="28"/>
+          <w:szCs w:val="28"/>
+        </w:rPr>
         <w:t>Д</w:t>
       </w:r>
       <w:r>
@@ -1642,7 +1672,16 @@
           <w:sz w:val="28"/>
           <w:szCs w:val="28"/>
         </w:rPr>
-        <w:t>ля каждого из трёх стейкхолдеров присутствует как минимум одно требование, непосредственно отражающее его ключевые потребности или ограничения. Существенных пробелов в покрытии стейкхолдеров не выявлено.</w:t>
+        <w:t xml:space="preserve">ля каждого из трёх стейкхолдеров присутствует как минимум одно требование, непосредственно отражающее его ключевые потребности или </w:t>
+      </w:r>
+      <w:r>
+        <w:rPr>
+          <w:rFonts w:ascii="Times New Roman" w:hAnsi="Times New Roman" w:cs="Times New Roman"/>
+          <w:sz w:val="28"/>
+          <w:szCs w:val="28"/>
+        </w:rPr>
+        <w:lastRenderedPageBreak/>
+        <w:t>ограничения. Существенных пробелов в покрытии стейкхолдеров не выявлено.</w:t>
       </w:r>
     </w:p>
     <w:p>
@@ -1727,7 +1766,6 @@
                 <w:sz w:val="28"/>
                 <w:szCs w:val="28"/>
               </w:rPr>
-              <w:lastRenderedPageBreak/>
               <w:t>Шаг</w:t>
             </w:r>
           </w:p>
@@ -2412,7 +2450,16 @@
                 <w:sz w:val="28"/>
                 <w:szCs w:val="28"/>
               </w:rPr>
-              <w:t>Система должна позволять пользователю загружать учебный документ в формате DOCX размером не более 50 МБ.</w:t>
+              <w:t xml:space="preserve">Система должна позволять пользователю загружать учебный документ в формате DOCX размером </w:t>
+            </w:r>
+            <w:r>
+              <w:rPr>
+                <w:rFonts w:ascii="Times New Roman" w:hAnsi="Times New Roman" w:cs="Times New Roman"/>
+                <w:sz w:val="28"/>
+                <w:szCs w:val="28"/>
+              </w:rPr>
+              <w:lastRenderedPageBreak/>
+              <w:t>не более 50 МБ.</w:t>
             </w:r>
             <w:r>
               <w:rPr>
@@ -2452,7 +2499,17 @@
                 <w:sz w:val="28"/>
                 <w:szCs w:val="28"/>
               </w:rPr>
-              <w:t>Система должна позволять пользователю загружать учебный документ в формате DOCX размером не более 50 МБ.</w:t>
+              <w:lastRenderedPageBreak/>
+              <w:t xml:space="preserve">Система должна позволять пользователю загружать учебный документ в формате DOCX размером </w:t>
+            </w:r>
+            <w:r>
+              <w:rPr>
+                <w:rFonts w:ascii="Times New Roman" w:hAnsi="Times New Roman" w:cs="Times New Roman"/>
+                <w:sz w:val="28"/>
+                <w:szCs w:val="28"/>
+              </w:rPr>
+              <w:lastRenderedPageBreak/>
+              <w:t>не более 50 МБ.</w:t>
             </w:r>
             <w:r>
               <w:rPr>
@@ -2468,19 +2525,8 @@
                 <w:sz w:val="28"/>
                 <w:szCs w:val="28"/>
               </w:rPr>
-              <w:t xml:space="preserve">После успешной загрузки система должна принять файл и отобразить информацию о </w:t>
-            </w:r>
-            <w:r>
-              <w:rPr>
-                <w:rFonts w:ascii="Times New Roman" w:hAnsi="Times New Roman" w:cs="Times New Roman"/>
-                <w:sz w:val="28"/>
-                <w:szCs w:val="28"/>
-              </w:rPr>
-              <w:lastRenderedPageBreak/>
-              <w:t>загруженном документе: имя файла и его размер.</w:t>
-            </w:r>
-            <w:bookmarkStart w:id="0" w:name="_GoBack"/>
-            <w:bookmarkEnd w:id="0"/>
+              <w:t>После успешной загрузки система должна принять файл и отобразить информацию о загруженном документе: имя файла и его размер.</w:t>
+            </w:r>
           </w:p>
         </w:tc>
       </w:tr>
@@ -3213,6 +3259,7 @@
                 <w:sz w:val="28"/>
                 <w:szCs w:val="28"/>
               </w:rPr>
+              <w:lastRenderedPageBreak/>
               <w:t>Шаг</w:t>
             </w:r>
           </w:p>
@@ -3361,7 +3408,6 @@
                 <w:sz w:val="28"/>
                 <w:szCs w:val="28"/>
               </w:rPr>
-              <w:lastRenderedPageBreak/>
               <w:t>2</w:t>
             </w:r>
           </w:p>
@@ -4049,7 +4095,16 @@
                 <w:sz w:val="28"/>
                 <w:szCs w:val="28"/>
               </w:rPr>
-              <w:t>Результат для каждого нарушения должен содержать тип нарушения, местоположение, фактическое значение и требуемое значение</w:t>
+              <w:t xml:space="preserve">Результат для каждого нарушения должен содержать тип нарушения, местоположение, фактическое </w:t>
+            </w:r>
+            <w:r>
+              <w:rPr>
+                <w:rFonts w:ascii="Times New Roman" w:hAnsi="Times New Roman" w:cs="Times New Roman"/>
+                <w:sz w:val="28"/>
+                <w:szCs w:val="28"/>
+              </w:rPr>
+              <w:lastRenderedPageBreak/>
+              <w:t>значение и требуемое значение</w:t>
             </w:r>
           </w:p>
         </w:tc>
@@ -4527,7 +4582,16 @@
           <w:sz w:val="28"/>
           <w:szCs w:val="28"/>
         </w:rPr>
-        <w:t>сходный файл документа хранится только при наличии соответствующего согласия пользователя</w:t>
+        <w:t xml:space="preserve">сходный файл документа хранится только при наличии соответствующего согласия </w:t>
+      </w:r>
+      <w:r>
+        <w:rPr>
+          <w:rFonts w:ascii="Times New Roman" w:hAnsi="Times New Roman" w:cs="Times New Roman"/>
+          <w:sz w:val="28"/>
+          <w:szCs w:val="28"/>
+        </w:rPr>
+        <w:lastRenderedPageBreak/>
+        <w:t>пользователя</w:t>
       </w:r>
       <w:r>
         <w:rPr>
@@ -4563,7 +4627,6 @@
           <w:sz w:val="28"/>
           <w:szCs w:val="28"/>
         </w:rPr>
-        <w:lastRenderedPageBreak/>
         <w:t>Было исправлено.</w:t>
       </w:r>
     </w:p>
